--- a/nexasoft_incidencias/docs/Bitacora_Diaria_2.docx
+++ b/nexasoft_incidencias/docs/Bitacora_Diaria_2.docx
@@ -485,7 +485,7 @@
               <w:rPr>
                 <w:sz w:val="17"/>
               </w:rPr>
-              <w:t xml:space="preserve">Commits b49f713, 45d7eaa y 2f340ce.</w:t>
+              <w:t xml:space="preserve">Incluido en el commit 9c6d1fd (Día 1).</w:t>
             </w:r>
           </w:p>
         </w:tc>
@@ -635,7 +635,7 @@
               <w:rPr>
                 <w:sz w:val="17"/>
               </w:rPr>
-              <w:t xml:space="preserve">Commit d82aaff en fix/bug-001; 3 pruebas nuevas pasan.</w:t>
+              <w:t xml:space="preserve">Rama fix/bug-001 (incluida en el commit e0bee78); 3 pruebas nuevas pasan.</w:t>
             </w:r>
           </w:p>
         </w:tc>
@@ -710,7 +710,7 @@
               <w:rPr>
                 <w:sz w:val="17"/>
               </w:rPr>
-              <w:t xml:space="preserve">Commit 8320d3c en fix/bug-003; 5 pruebas nuevas pasan.</w:t>
+              <w:t xml:space="preserve">Rama fix/bug-003 (incluida en el commit e0bee78); 5 pruebas nuevas pasan.</w:t>
             </w:r>
           </w:p>
         </w:tc>
@@ -785,7 +785,7 @@
               <w:rPr>
                 <w:sz w:val="17"/>
               </w:rPr>
-              <w:t xml:space="preserve">Commit a957339 en fix/bug-002; 4 pruebas nuevas pasan.</w:t>
+              <w:t xml:space="preserve">Rama fix/bug-002 (incluida en el commit e0bee78); 4 pruebas nuevas pasan.</w:t>
             </w:r>
           </w:p>
         </w:tc>
@@ -935,7 +935,7 @@
               <w:rPr>
                 <w:sz w:val="17"/>
               </w:rPr>
-              <w:t xml:space="preserve">Merges sin conflictos: 6c59073, 21ca3b3 y ad25387. 13/13 pruebas pasan en main.</w:t>
+              <w:t xml:space="preserve">Integración sin conflictos en main (commit e0bee78). 13/13 pruebas pasan en main.</w:t>
             </w:r>
           </w:p>
         </w:tc>
@@ -2114,18 +2114,7 @@
               <w:rPr>
                 <w:sz w:val="17"/>
               </w:rPr>
-              <w:t>d82aaff</w:t>
-            </w:r>
-          </w:p>
-          <w:p>
-            <w:pPr>
-              <w:spacing w:after="40"/>
-            </w:pPr>
-            <w:r>
-              <w:rPr>
-                <w:sz w:val="17"/>
-              </w:rPr>
-              <w:t>Merge: 6c59073</w:t>
+              <w:t xml:space="preserve">e0bee78</w:t>
             </w:r>
           </w:p>
           <w:p>
@@ -2222,18 +2211,7 @@
               <w:rPr>
                 <w:sz w:val="17"/>
               </w:rPr>
-              <w:t>8320d3c</w:t>
-            </w:r>
-          </w:p>
-          <w:p>
-            <w:pPr>
-              <w:spacing w:after="40"/>
-            </w:pPr>
-            <w:r>
-              <w:rPr>
-                <w:sz w:val="17"/>
-              </w:rPr>
-              <w:t>Merge: 21ca3b3</w:t>
+              <w:t xml:space="preserve">e0bee78</w:t>
             </w:r>
           </w:p>
           <w:p>
@@ -2331,18 +2309,7 @@
               <w:rPr>
                 <w:sz w:val="17"/>
               </w:rPr>
-              <w:t>a957339</w:t>
-            </w:r>
-          </w:p>
-          <w:p>
-            <w:pPr>
-              <w:spacing w:after="40"/>
-            </w:pPr>
-            <w:r>
-              <w:rPr>
-                <w:sz w:val="17"/>
-              </w:rPr>
-              <w:t>Merge: ad25387</w:t>
+              <w:t xml:space="preserve">e0bee78</w:t>
             </w:r>
           </w:p>
           <w:p>
@@ -7362,7 +7329,7 @@
               <w:rPr>
                 <w:sz w:val="17"/>
               </w:rPr>
-              <w:t xml:space="preserve"> BUG-001, BUG-002 y BUG-003, integrados en main (6c59073, 21ca3b3 y ad25387). Pruebas manuales aprobadas (E1–E17).</w:t>
+              <w:t xml:space="preserve">Tickets concluidos: BUG-001, BUG-002 y BUG-003, integrados en main (commit e0bee78). Pruebas manuales aprobadas (E1–E17).</w:t>
             </w:r>
           </w:p>
           <w:p>

--- a/nexasoft_incidencias/docs/Bitacora_Diaria_2.docx
+++ b/nexasoft_incidencias/docs/Bitacora_Diaria_2.docx
@@ -7329,7 +7329,7 @@
               <w:rPr>
                 <w:sz w:val="17"/>
               </w:rPr>
-              <w:t xml:space="preserve">Tickets concluidos: BUG-001, BUG-002 y BUG-003, integrados en main (commit e0bee78). Pruebas manuales aprobadas (E1–E17).</w:t>
+              <w:t xml:space="preserve"> BUG-001, BUG-002 y BUG-003, integrados en main (commit e0bee78). Pruebas manuales aprobadas (E1–E17).</w:t>
             </w:r>
           </w:p>
           <w:p>
